--- a/trunk/docs/NanoPoreSeq_report_EN.docx
+++ b/trunk/docs/NanoPoreSeq_report_EN.docx
@@ -1191,7 +1191,7 @@
           <w:sz w:val="17"/>
           <w:szCs w:val="17"/>
         </w:rPr>
-        <w:t xml:space="preserve">└── docs/                                     guides and reports (FR, EN)</w:t>
+        <w:t xml:space="preserve">└── docs/                                     guides and reports (FR, EN; .docx and .pdf)</w:t>
       </w:r>
     </w:p>
     <w:p>

--- a/trunk/docs/NanoPoreSeq_report_EN.docx
+++ b/trunk/docs/NanoPoreSeq_report_EN.docx
@@ -15242,6 +15242,140 @@
                 <w:sz w:val="17"/>
                 <w:szCs w:val="17"/>
               </w:rPr>
+              <w:t xml:space="preserve">rapidcns2_gui_en.py, prepare_usb_en.sh (env.sh)</w:t>
+            </w:r>
+          </w:p>
+        </w:tc>
+        <w:tc>
+          <w:tcPr>
+            <w:tcW w:type="dxa" w:w="2700"/>
+            <w:tcBorders>
+              <w:top w:val="single" w:color="BFBFBF" w:sz="4"/>
+              <w:left w:val="single" w:color="BFBFBF" w:sz="4"/>
+              <w:bottom w:val="single" w:color="BFBFBF" w:sz="4"/>
+              <w:right w:val="single" w:color="BFBFBF" w:sz="4"/>
+            </w:tcBorders>
+            <w:tcMar>
+              <w:top w:type="dxa" w:w="60"/>
+              <w:left w:type="dxa" w:w="100"/>
+              <w:bottom w:type="dxa" w:w="60"/>
+              <w:right w:type="dxa" w:w="100"/>
+            </w:tcMar>
+          </w:tcPr>
+          <w:p>
+            <w:pPr>
+              <w:spacing w:after="0" w:line="252"/>
+            </w:pPr>
+            <w:r>
+              <w:rPr>
+                <w:rFonts w:ascii="Arial" w:cs="Arial" w:eastAsia="Arial" w:hAnsi="Arial"/>
+                <w:b w:val="false"/>
+                <w:bCs w:val="false"/>
+                <w:sz w:val="17"/>
+                <w:szCs w:val="17"/>
+              </w:rPr>
+              <w:t xml:space="preserve">With Nextflow 26.04 (strict syntax by default), Rapid-CNS2_nf 3.0 no longer starts: "Config parsing failed", import in nextflow.config, statements outside the workflow in main.nf (10 errors).</w:t>
+            </w:r>
+          </w:p>
+        </w:tc>
+        <w:tc>
+          <w:tcPr>
+            <w:tcW w:type="dxa" w:w="2600"/>
+            <w:tcBorders>
+              <w:top w:val="single" w:color="BFBFBF" w:sz="4"/>
+              <w:left w:val="single" w:color="BFBFBF" w:sz="4"/>
+              <w:bottom w:val="single" w:color="BFBFBF" w:sz="4"/>
+              <w:right w:val="single" w:color="BFBFBF" w:sz="4"/>
+            </w:tcBorders>
+            <w:tcMar>
+              <w:top w:type="dxa" w:w="60"/>
+              <w:left w:type="dxa" w:w="100"/>
+              <w:bottom w:type="dxa" w:w="60"/>
+              <w:right w:type="dxa" w:w="100"/>
+            </w:tcMar>
+          </w:tcPr>
+          <w:p>
+            <w:pPr>
+              <w:spacing w:after="0" w:line="252"/>
+            </w:pPr>
+            <w:r>
+              <w:rPr>
+                <w:rFonts w:ascii="Arial" w:cs="Arial" w:eastAsia="Arial" w:hAnsi="Arial"/>
+                <w:b w:val="false"/>
+                <w:bCs w:val="false"/>
+                <w:sz w:val="17"/>
+                <w:szCs w:val="17"/>
+              </w:rPr>
+              <w:t xml:space="preserve">NXF_SYNTAX_PARSER=v1 set by the interface and by env.sh, unless already set; the pipeline is not modified.</w:t>
+            </w:r>
+          </w:p>
+        </w:tc>
+        <w:tc>
+          <w:tcPr>
+            <w:tcW w:type="dxa" w:w="2038"/>
+            <w:tcBorders>
+              <w:top w:val="single" w:color="BFBFBF" w:sz="4"/>
+              <w:left w:val="single" w:color="BFBFBF" w:sz="4"/>
+              <w:bottom w:val="single" w:color="BFBFBF" w:sz="4"/>
+              <w:right w:val="single" w:color="BFBFBF" w:sz="4"/>
+            </w:tcBorders>
+            <w:tcMar>
+              <w:top w:type="dxa" w:w="60"/>
+              <w:left w:type="dxa" w:w="100"/>
+              <w:bottom w:type="dxa" w:w="60"/>
+              <w:right w:type="dxa" w:w="100"/>
+            </w:tcMar>
+          </w:tcPr>
+          <w:p>
+            <w:pPr>
+              <w:spacing w:after="0" w:line="252"/>
+            </w:pPr>
+            <w:r>
+              <w:rPr>
+                <w:rFonts w:ascii="Arial" w:cs="Arial" w:eastAsia="Arial" w:hAnsi="Arial"/>
+                <w:b w:val="false"/>
+                <w:bCs w:val="false"/>
+                <w:sz w:val="17"/>
+                <w:szCs w:val="17"/>
+              </w:rPr>
+              <w:t xml:space="preserve">Error reproduced with Nextflow 26.04.6; pipeline started with v1.</w:t>
+            </w:r>
+          </w:p>
+        </w:tc>
+      </w:tr>
+      <w:tr>
+        <w:trPr>
+          <w:cantSplit/>
+        </w:trPr>
+        <w:tc>
+          <w:tcPr>
+            <w:tcW w:type="dxa" w:w="2300"/>
+            <w:tcBorders>
+              <w:top w:val="single" w:color="BFBFBF" w:sz="4"/>
+              <w:left w:val="single" w:color="BFBFBF" w:sz="4"/>
+              <w:bottom w:val="single" w:color="BFBFBF" w:sz="4"/>
+              <w:right w:val="single" w:color="BFBFBF" w:sz="4"/>
+            </w:tcBorders>
+            <w:shd w:fill="F5F7FA" w:color="auto" w:val="clear"/>
+            <w:tcMar>
+              <w:top w:type="dxa" w:w="60"/>
+              <w:left w:type="dxa" w:w="100"/>
+              <w:bottom w:type="dxa" w:w="60"/>
+              <w:right w:type="dxa" w:w="100"/>
+            </w:tcMar>
+          </w:tcPr>
+          <w:p>
+            <w:pPr>
+              <w:spacing w:after="0" w:line="252"/>
+            </w:pPr>
+            <w:r>
+              <w:rPr>
+                <w:rFonts w:ascii="Consolas" w:cs="Consolas" w:eastAsia="Consolas" w:hAnsi="Consolas"/>
+                <w:b w:val="false"/>
+                <w:bCs w:val="false"/>
+                <w:sz w:val="17"/>
+                <w:szCs w:val="17"/>
+              </w:rPr>
               <w:t xml:space="preserve">build_cohort.py, run_full_mnp_classification.sh</w:t>
             </w:r>
           </w:p>
@@ -15255,6 +15389,7 @@
               <w:bottom w:val="single" w:color="BFBFBF" w:sz="4"/>
               <w:right w:val="single" w:color="BFBFBF" w:sz="4"/>
             </w:tcBorders>
+            <w:shd w:fill="F5F7FA" w:color="auto" w:val="clear"/>
             <w:tcMar>
               <w:top w:type="dxa" w:w="60"/>
               <w:left w:type="dxa" w:w="100"/>
@@ -15287,6 +15422,7 @@
               <w:bottom w:val="single" w:color="BFBFBF" w:sz="4"/>
               <w:right w:val="single" w:color="BFBFBF" w:sz="4"/>
             </w:tcBorders>
+            <w:shd w:fill="F5F7FA" w:color="auto" w:val="clear"/>
             <w:tcMar>
               <w:top w:type="dxa" w:w="60"/>
               <w:left w:type="dxa" w:w="100"/>
@@ -15319,6 +15455,7 @@
               <w:bottom w:val="single" w:color="BFBFBF" w:sz="4"/>
               <w:right w:val="single" w:color="BFBFBF" w:sz="4"/>
             </w:tcBorders>
+            <w:shd w:fill="F5F7FA" w:color="auto" w:val="clear"/>
             <w:tcMar>
               <w:top w:type="dxa" w:w="60"/>
               <w:left w:type="dxa" w:w="100"/>
@@ -17975,6 +18112,24 @@
           <w:szCs w:val="20"/>
         </w:rPr>
         <w:t xml:space="preserve">Depth at the hotspots remains modest (~17–35×): the measured VAF varies from one sample to the next (0.12 observed for IDH1 with 17 reads, expected 0.40). This is sampling noise; increase --ontarget-depth if a stable VAF is needed.</w:t>
+      </w:r>
+    </w:p>
+    <w:p>
+      <w:pPr>
+        <w:pStyle w:val="ListParagraph"/>
+        <w:numPr>
+          <w:ilvl w:val="0"/>
+          <w:numId w:val="7"/>
+        </w:numPr>
+        <w:spacing w:after="80" w:line="276"/>
+      </w:pPr>
+      <w:r>
+        <w:rPr>
+          <w:rFonts w:ascii="Arial" w:cs="Arial" w:eastAsia="Arial" w:hAnsi="Arial"/>
+          <w:sz w:val="20"/>
+          <w:szCs w:val="20"/>
+        </w:rPr>
+        <w:t xml:space="preserve">The NXF_SYNTAX_PARSER=v1 workaround relies on the legacy Nextflow parser, which will be removed: Rapid-CNS2_nf will have to be migrated to the strict syntax (upstream), or Nextflow pinned to a version that keeps v1 (NXF_VER).</w:t>
       </w:r>
     </w:p>
     <w:p>

--- a/trunk/docs/NanoPoreSeq_report_EN.docx
+++ b/trunk/docs/NanoPoreSeq_report_EN.docx
@@ -15376,6 +15376,142 @@
                 <w:sz w:val="17"/>
                 <w:szCs w:val="17"/>
               </w:rPr>
+              <w:t xml:space="preserve">rapidcns2_gui_en.py</w:t>
+            </w:r>
+          </w:p>
+        </w:tc>
+        <w:tc>
+          <w:tcPr>
+            <w:tcW w:type="dxa" w:w="2700"/>
+            <w:tcBorders>
+              <w:top w:val="single" w:color="BFBFBF" w:sz="4"/>
+              <w:left w:val="single" w:color="BFBFBF" w:sz="4"/>
+              <w:bottom w:val="single" w:color="BFBFBF" w:sz="4"/>
+              <w:right w:val="single" w:color="BFBFBF" w:sz="4"/>
+            </w:tcBorders>
+            <w:shd w:fill="F5F7FA" w:color="auto" w:val="clear"/>
+            <w:tcMar>
+              <w:top w:type="dxa" w:w="60"/>
+              <w:left w:type="dxa" w:w="100"/>
+              <w:bottom w:type="dxa" w:w="60"/>
+              <w:right w:type="dxa" w:w="100"/>
+            </w:tcMar>
+          </w:tcPr>
+          <w:p>
+            <w:pPr>
+              <w:spacing w:after="0" w:line="252"/>
+            </w:pPr>
+            <w:r>
+              <w:rPr>
+                <w:rFonts w:ascii="Arial" w:cs="Arial" w:eastAsia="Arial" w:hAnsi="Arial"/>
+                <w:b w:val="false"/>
+                <w:bCs w:val="false"/>
+                <w:sz w:val="17"/>
+                <w:szCs w:val="17"/>
+              </w:rPr>
+              <w:t xml:space="preserve">Outside the USB stick, --containerBindPaths was not passed: AnnotSV then ANNOVAR, run in Docker, did not see their folders (paths passed as text, hence not mounted). Run stopped at annotSvSeverus.</w:t>
+            </w:r>
+          </w:p>
+        </w:tc>
+        <w:tc>
+          <w:tcPr>
+            <w:tcW w:type="dxa" w:w="2600"/>
+            <w:tcBorders>
+              <w:top w:val="single" w:color="BFBFBF" w:sz="4"/>
+              <w:left w:val="single" w:color="BFBFBF" w:sz="4"/>
+              <w:bottom w:val="single" w:color="BFBFBF" w:sz="4"/>
+              <w:right w:val="single" w:color="BFBFBF" w:sz="4"/>
+            </w:tcBorders>
+            <w:shd w:fill="F5F7FA" w:color="auto" w:val="clear"/>
+            <w:tcMar>
+              <w:top w:type="dxa" w:w="60"/>
+              <w:left w:type="dxa" w:w="100"/>
+              <w:bottom w:type="dxa" w:w="60"/>
+              <w:right w:type="dxa" w:w="100"/>
+            </w:tcMar>
+          </w:tcPr>
+          <w:p>
+            <w:pPr>
+              <w:spacing w:after="0" w:line="252"/>
+            </w:pPr>
+            <w:r>
+              <w:rPr>
+                <w:rFonts w:ascii="Arial" w:cs="Arial" w:eastAsia="Arial" w:hAnsi="Arial"/>
+                <w:b w:val="false"/>
+                <w:bCs w:val="false"/>
+                <w:sz w:val="17"/>
+                <w:szCs w:val="17"/>
+              </w:rPr>
+              <w:t xml:space="preserve">AnnotSV, ANNOVAR and humandb folders mounted automatically (no duplicates or sub-folders), completed by RCNS_BINDPATHS.</w:t>
+            </w:r>
+          </w:p>
+        </w:tc>
+        <w:tc>
+          <w:tcPr>
+            <w:tcW w:type="dxa" w:w="2038"/>
+            <w:tcBorders>
+              <w:top w:val="single" w:color="BFBFBF" w:sz="4"/>
+              <w:left w:val="single" w:color="BFBFBF" w:sz="4"/>
+              <w:bottom w:val="single" w:color="BFBFBF" w:sz="4"/>
+              <w:right w:val="single" w:color="BFBFBF" w:sz="4"/>
+            </w:tcBorders>
+            <w:shd w:fill="F5F7FA" w:color="auto" w:val="clear"/>
+            <w:tcMar>
+              <w:top w:type="dxa" w:w="60"/>
+              <w:left w:type="dxa" w:w="100"/>
+              <w:bottom w:type="dxa" w:w="60"/>
+              <w:right w:type="dxa" w:w="100"/>
+            </w:tcMar>
+          </w:tcPr>
+          <w:p>
+            <w:pPr>
+              <w:spacing w:after="0" w:line="252"/>
+            </w:pPr>
+            <w:r>
+              <w:rPr>
+                <w:rFonts w:ascii="Arial" w:cs="Arial" w:eastAsia="Arial" w:hAnsi="Arial"/>
+                <w:b w:val="false"/>
+                <w:bCs w:val="false"/>
+                <w:sz w:val="17"/>
+                <w:szCs w:val="17"/>
+              </w:rPr>
+              <w:t xml:space="preserve">Docker options checked with Nextflow 26.04.6: -v for each folder.</w:t>
+            </w:r>
+          </w:p>
+        </w:tc>
+      </w:tr>
+      <w:tr>
+        <w:trPr>
+          <w:cantSplit/>
+        </w:trPr>
+        <w:tc>
+          <w:tcPr>
+            <w:tcW w:type="dxa" w:w="2300"/>
+            <w:tcBorders>
+              <w:top w:val="single" w:color="BFBFBF" w:sz="4"/>
+              <w:left w:val="single" w:color="BFBFBF" w:sz="4"/>
+              <w:bottom w:val="single" w:color="BFBFBF" w:sz="4"/>
+              <w:right w:val="single" w:color="BFBFBF" w:sz="4"/>
+            </w:tcBorders>
+            <w:tcMar>
+              <w:top w:type="dxa" w:w="60"/>
+              <w:left w:type="dxa" w:w="100"/>
+              <w:bottom w:type="dxa" w:w="60"/>
+              <w:right w:type="dxa" w:w="100"/>
+            </w:tcMar>
+          </w:tcPr>
+          <w:p>
+            <w:pPr>
+              <w:spacing w:after="0" w:line="252"/>
+            </w:pPr>
+            <w:r>
+              <w:rPr>
+                <w:rFonts w:ascii="Consolas" w:cs="Consolas" w:eastAsia="Consolas" w:hAnsi="Consolas"/>
+                <w:b w:val="false"/>
+                <w:bCs w:val="false"/>
+                <w:sz w:val="17"/>
+                <w:szCs w:val="17"/>
+              </w:rPr>
               <w:t xml:space="preserve">build_cohort.py, run_full_mnp_classification.sh</w:t>
             </w:r>
           </w:p>
@@ -15389,7 +15525,6 @@
               <w:bottom w:val="single" w:color="BFBFBF" w:sz="4"/>
               <w:right w:val="single" w:color="BFBFBF" w:sz="4"/>
             </w:tcBorders>
-            <w:shd w:fill="F5F7FA" w:color="auto" w:val="clear"/>
             <w:tcMar>
               <w:top w:type="dxa" w:w="60"/>
               <w:left w:type="dxa" w:w="100"/>
@@ -15422,7 +15557,6 @@
               <w:bottom w:val="single" w:color="BFBFBF" w:sz="4"/>
               <w:right w:val="single" w:color="BFBFBF" w:sz="4"/>
             </w:tcBorders>
-            <w:shd w:fill="F5F7FA" w:color="auto" w:val="clear"/>
             <w:tcMar>
               <w:top w:type="dxa" w:w="60"/>
               <w:left w:type="dxa" w:w="100"/>
@@ -15455,7 +15589,6 @@
               <w:bottom w:val="single" w:color="BFBFBF" w:sz="4"/>
               <w:right w:val="single" w:color="BFBFBF" w:sz="4"/>
             </w:tcBorders>
-            <w:shd w:fill="F5F7FA" w:color="auto" w:val="clear"/>
             <w:tcMar>
               <w:top w:type="dxa" w:w="60"/>
               <w:left w:type="dxa" w:w="100"/>

--- a/trunk/docs/NanoPoreSeq_report_EN.docx
+++ b/trunk/docs/NanoPoreSeq_report_EN.docx
@@ -15512,6 +15512,140 @@
                 <w:sz w:val="17"/>
                 <w:szCs w:val="17"/>
               </w:rPr>
+              <w:t xml:space="preserve">rapidcns2_gui_en.py</w:t>
+            </w:r>
+          </w:p>
+        </w:tc>
+        <w:tc>
+          <w:tcPr>
+            <w:tcW w:type="dxa" w:w="2700"/>
+            <w:tcBorders>
+              <w:top w:val="single" w:color="BFBFBF" w:sz="4"/>
+              <w:left w:val="single" w:color="BFBFBF" w:sz="4"/>
+              <w:bottom w:val="single" w:color="BFBFBF" w:sz="4"/>
+              <w:right w:val="single" w:color="BFBFBF" w:sz="4"/>
+            </w:tcBorders>
+            <w:tcMar>
+              <w:top w:type="dxa" w:w="60"/>
+              <w:left w:type="dxa" w:w="100"/>
+              <w:bottom w:type="dxa" w:w="60"/>
+              <w:right w:type="dxa" w:w="100"/>
+            </w:tcMar>
+          </w:tcPr>
+          <w:p>
+            <w:pPr>
+              <w:spacing w:after="0" w:line="252"/>
+            </w:pPr>
+            <w:r>
+              <w:rPr>
+                <w:rFonts w:ascii="Arial" w:cs="Arial" w:eastAsia="Arial" w:hAnsi="Arial"/>
+                <w:b w:val="false"/>
+                <w:bCs w:val="false"/>
+                <w:sz w:val="17"/>
+                <w:szCs w:val="17"/>
+              </w:rPr>
+              <w:t xml:space="preserve">On a simulated BAM, Severus and Sniffles find no structural variant: AnnotSV exits without writing its table and Nextflow stops the whole pipeline ("Missing output file"). A custom.config had to be written by hand.</w:t>
+            </w:r>
+          </w:p>
+        </w:tc>
+        <w:tc>
+          <w:tcPr>
+            <w:tcW w:type="dxa" w:w="2600"/>
+            <w:tcBorders>
+              <w:top w:val="single" w:color="BFBFBF" w:sz="4"/>
+              <w:left w:val="single" w:color="BFBFBF" w:sz="4"/>
+              <w:bottom w:val="single" w:color="BFBFBF" w:sz="4"/>
+              <w:right w:val="single" w:color="BFBFBF" w:sz="4"/>
+            </w:tcBorders>
+            <w:tcMar>
+              <w:top w:type="dxa" w:w="60"/>
+              <w:left w:type="dxa" w:w="100"/>
+              <w:bottom w:type="dxa" w:w="60"/>
+              <w:right w:type="dxa" w:w="100"/>
+            </w:tcMar>
+          </w:tcPr>
+          <w:p>
+            <w:pPr>
+              <w:spacing w:after="0" w:line="252"/>
+            </w:pPr>
+            <w:r>
+              <w:rPr>
+                <w:rFonts w:ascii="Arial" w:cs="Arial" w:eastAsia="Arial" w:hAnsi="Arial"/>
+                <w:b w:val="false"/>
+                <w:bCs w:val="false"/>
+                <w:sz w:val="17"/>
+                <w:szCs w:val="17"/>
+              </w:rPr>
+              <w:t xml:space="preserve">"Simulated BAM" box, ticked automatically if the BAM header contains "SIMULATED DATA"; it writes and adds .rapidcns2_simulated.config (AnnotSV and SAVANA CNA ignored, outputs unused by the report or with a fallback).</w:t>
+            </w:r>
+          </w:p>
+        </w:tc>
+        <w:tc>
+          <w:tcPr>
+            <w:tcW w:type="dxa" w:w="2038"/>
+            <w:tcBorders>
+              <w:top w:val="single" w:color="BFBFBF" w:sz="4"/>
+              <w:left w:val="single" w:color="BFBFBF" w:sz="4"/>
+              <w:bottom w:val="single" w:color="BFBFBF" w:sz="4"/>
+              <w:right w:val="single" w:color="BFBFBF" w:sz="4"/>
+            </w:tcBorders>
+            <w:tcMar>
+              <w:top w:type="dxa" w:w="60"/>
+              <w:left w:type="dxa" w:w="100"/>
+              <w:bottom w:type="dxa" w:w="60"/>
+              <w:right w:type="dxa" w:w="100"/>
+            </w:tcMar>
+          </w:tcPr>
+          <w:p>
+            <w:pPr>
+              <w:spacing w:after="0" w:line="252"/>
+            </w:pPr>
+            <w:r>
+              <w:rPr>
+                <w:rFonts w:ascii="Arial" w:cs="Arial" w:eastAsia="Arial" w:hAnsi="Arial"/>
+                <w:b w:val="false"/>
+                <w:bCs w:val="false"/>
+                <w:sz w:val="17"/>
+                <w:szCs w:val="17"/>
+              </w:rPr>
+              <w:t xml:space="preserve">Detection tested (simulated BAM, ordinary BAM, missing file); rule checked with Nextflow 26.04.6 on annotSvSeverus, annotSvSniffles and savanaCna.</w:t>
+            </w:r>
+          </w:p>
+        </w:tc>
+      </w:tr>
+      <w:tr>
+        <w:trPr>
+          <w:cantSplit/>
+        </w:trPr>
+        <w:tc>
+          <w:tcPr>
+            <w:tcW w:type="dxa" w:w="2300"/>
+            <w:tcBorders>
+              <w:top w:val="single" w:color="BFBFBF" w:sz="4"/>
+              <w:left w:val="single" w:color="BFBFBF" w:sz="4"/>
+              <w:bottom w:val="single" w:color="BFBFBF" w:sz="4"/>
+              <w:right w:val="single" w:color="BFBFBF" w:sz="4"/>
+            </w:tcBorders>
+            <w:shd w:fill="F5F7FA" w:color="auto" w:val="clear"/>
+            <w:tcMar>
+              <w:top w:type="dxa" w:w="60"/>
+              <w:left w:type="dxa" w:w="100"/>
+              <w:bottom w:type="dxa" w:w="60"/>
+              <w:right w:type="dxa" w:w="100"/>
+            </w:tcMar>
+          </w:tcPr>
+          <w:p>
+            <w:pPr>
+              <w:spacing w:after="0" w:line="252"/>
+            </w:pPr>
+            <w:r>
+              <w:rPr>
+                <w:rFonts w:ascii="Consolas" w:cs="Consolas" w:eastAsia="Consolas" w:hAnsi="Consolas"/>
+                <w:b w:val="false"/>
+                <w:bCs w:val="false"/>
+                <w:sz w:val="17"/>
+                <w:szCs w:val="17"/>
+              </w:rPr>
               <w:t xml:space="preserve">build_cohort.py, run_full_mnp_classification.sh</w:t>
             </w:r>
           </w:p>
@@ -15525,6 +15659,7 @@
               <w:bottom w:val="single" w:color="BFBFBF" w:sz="4"/>
               <w:right w:val="single" w:color="BFBFBF" w:sz="4"/>
             </w:tcBorders>
+            <w:shd w:fill="F5F7FA" w:color="auto" w:val="clear"/>
             <w:tcMar>
               <w:top w:type="dxa" w:w="60"/>
               <w:left w:type="dxa" w:w="100"/>
@@ -15557,6 +15692,7 @@
               <w:bottom w:val="single" w:color="BFBFBF" w:sz="4"/>
               <w:right w:val="single" w:color="BFBFBF" w:sz="4"/>
             </w:tcBorders>
+            <w:shd w:fill="F5F7FA" w:color="auto" w:val="clear"/>
             <w:tcMar>
               <w:top w:type="dxa" w:w="60"/>
               <w:left w:type="dxa" w:w="100"/>
@@ -15589,6 +15725,7 @@
               <w:bottom w:val="single" w:color="BFBFBF" w:sz="4"/>
               <w:right w:val="single" w:color="BFBFBF" w:sz="4"/>
             </w:tcBorders>
+            <w:shd w:fill="F5F7FA" w:color="auto" w:val="clear"/>
             <w:tcMar>
               <w:top w:type="dxa" w:w="60"/>
               <w:left w:type="dxa" w:w="100"/>
